--- a/webpage/public/assets/Documents/TM Acknowledgement Form.docx
+++ b/webpage/public/assets/Documents/TM Acknowledgement Form.docx
@@ -172,22 +172,11 @@
             <w:vAlign w:val="center"/>
           </w:tcPr>
           <w:p>
-            <w:pPr>
-              <w:spacing w:after="0"/>
-              <w:ind w:left="2"/>
-              <w:rPr>
-                <w:b/>
-                <w:bCs/>
-              </w:rPr>
-            </w:pPr>
-            <w:r>
-              <w:rPr>
-                <w:rFonts w:ascii="Times New Roman" w:eastAsia="Times New Roman" w:hAnsi="Times New Roman" w:cs="Times New Roman"/>
-                <w:b/>
-                <w:bCs/>
-                <w:sz w:val="20"/>
-              </w:rPr>
-              <w:t xml:space="preserve">Standard Trademark </w:t>
+            <w:r>
+              <w:rPr>
+                <w:rFonts w:ascii="Times New Roman" w:hAnsi="Times New Roman"/>
+              </w:rPr>
+              <w:t>{natureOfApplication}</w:t>
             </w:r>
           </w:p>
         </w:tc>
@@ -484,58 +473,11 @@
             <w:vAlign w:val="center"/>
           </w:tcPr>
           <w:p>
-            <w:pPr>
-              <w:spacing w:after="15"/>
-              <w:ind w:left="2"/>
-            </w:pPr>
-            <w:r>
-              <w:rPr>
-                <w:rFonts w:ascii="Times New Roman" w:eastAsia="Times New Roman" w:hAnsi="Times New Roman" w:cs="Times New Roman"/>
-                <w:sz w:val="20"/>
-              </w:rPr>
-              <w:t xml:space="preserve">(Individual / </w:t>
-            </w:r>
-            <w:proofErr w:type="spellStart"/>
-            <w:r>
-              <w:rPr>
-                <w:rFonts w:ascii="Times New Roman" w:eastAsia="Times New Roman" w:hAnsi="Times New Roman" w:cs="Times New Roman"/>
-                <w:sz w:val="20"/>
-              </w:rPr>
-              <w:t>startup</w:t>
-            </w:r>
-            <w:proofErr w:type="spellEnd"/>
-            <w:r>
-              <w:rPr>
-                <w:rFonts w:ascii="Times New Roman" w:eastAsia="Times New Roman" w:hAnsi="Times New Roman" w:cs="Times New Roman"/>
-                <w:sz w:val="20"/>
-              </w:rPr>
-              <w:t xml:space="preserve"> / Small </w:t>
-            </w:r>
-          </w:p>
-          <w:p>
-            <w:pPr>
-              <w:spacing w:after="15"/>
-              <w:ind w:left="2"/>
-            </w:pPr>
-            <w:r>
-              <w:rPr>
-                <w:rFonts w:ascii="Times New Roman" w:eastAsia="Times New Roman" w:hAnsi="Times New Roman" w:cs="Times New Roman"/>
-                <w:sz w:val="20"/>
-              </w:rPr>
-              <w:t xml:space="preserve">Enterprise/others) </w:t>
-            </w:r>
-          </w:p>
-          <w:p>
-            <w:pPr>
-              <w:spacing w:after="0"/>
-              <w:ind w:left="2"/>
-            </w:pPr>
-            <w:r>
-              <w:rPr>
-                <w:rFonts w:ascii="Times New Roman" w:eastAsia="Times New Roman" w:hAnsi="Times New Roman" w:cs="Times New Roman"/>
-                <w:sz w:val="20"/>
-              </w:rPr>
-              <w:t xml:space="preserve">Small Enterprise </w:t>
+            <w:r>
+              <w:rPr>
+                <w:rFonts w:ascii="Times New Roman" w:hAnsi="Times New Roman"/>
+              </w:rPr>
+              <w:t>{@applicationFiledAsRaw}</w:t>
             </w:r>
           </w:p>
         </w:tc>
@@ -1510,22 +1452,11 @@
             <w:vAlign w:val="center"/>
           </w:tcPr>
           <w:p>
-            <w:pPr>
-              <w:spacing w:after="0"/>
-              <w:ind w:left="2"/>
-              <w:rPr>
-                <w:b/>
-                <w:bCs/>
-              </w:rPr>
-            </w:pPr>
-            <w:r>
-              <w:rPr>
-                <w:rFonts w:ascii="Times New Roman" w:eastAsia="Times New Roman" w:hAnsi="Times New Roman" w:cs="Times New Roman"/>
-                <w:b/>
-                <w:bCs/>
-                <w:sz w:val="20"/>
-              </w:rPr>
-              <w:t xml:space="preserve">Private Limited Company </w:t>
+            <w:r>
+              <w:rPr>
+                <w:rFonts w:ascii="Times New Roman" w:hAnsi="Times New Roman"/>
+              </w:rPr>
+              <w:t>{natureOfApplicant}</w:t>
             </w:r>
           </w:p>
         </w:tc>
@@ -1906,6 +1837,7 @@
             </w:pPr>
             <w:r>
               <w:rPr>
+                <w:rFonts w:ascii="Times New Roman" w:hAnsi="Times New Roman"/>
                 <w:b/>
                 <w:bCs/>
                 <w:noProof/>
@@ -2618,6 +2550,9 @@
               </w:rPr>
             </w:pPr>
             <w:r>
+              <w:rPr>
+                <w:rFonts w:ascii="Times New Roman" w:hAnsi="Times New Roman"/>
+              </w:rPr>
               <w:t xml:space="preserve">TRADEMARK: </w:t>
             </w:r>
           </w:p>
@@ -2643,6 +2578,9 @@
               </w:rPr>
             </w:pPr>
             <w:r>
+              <w:rPr>
+                <w:rFonts w:ascii="Times New Roman" w:hAnsi="Times New Roman"/>
+              </w:rPr>
               <w:t>{%trademarkLogo}</w:t>
             </w:r>
           </w:p>
@@ -2716,23 +2654,11 @@
             </w:tcBorders>
           </w:tcPr>
           <w:p>
-            <w:pPr>
-              <w:spacing w:after="0"/>
-              <w:ind w:left="40"/>
-              <w:jc w:val="center"/>
-              <w:rPr>
-                <w:b/>
-                <w:bCs/>
-              </w:rPr>
-            </w:pPr>
-            <w:r>
-              <w:rPr>
-                <w:rFonts w:ascii="Times New Roman" w:eastAsia="Times New Roman" w:hAnsi="Times New Roman" w:cs="Times New Roman"/>
-                <w:b/>
-                <w:bCs/>
-                <w:sz w:val="20"/>
-              </w:rPr>
-              <w:t xml:space="preserve">Device Mark </w:t>
+            <w:r>
+              <w:rPr>
+                <w:rFonts w:ascii="Times New Roman" w:hAnsi="Times New Roman"/>
+              </w:rPr>
+              <w:t>{categoryOfMark}</w:t>
             </w:r>
           </w:p>
         </w:tc>
@@ -2867,6 +2793,9 @@
               <w:t xml:space="preserve"> (it includes one or more words, letters, nume</w:t>
             </w:r>
             <w:r>
+              <w:rPr>
+                <w:rFonts w:ascii="Times New Roman" w:hAnsi="Times New Roman"/>
+              </w:rPr>
               <w:t>r</w:t>
             </w:r>
             <w:r>
@@ -3147,13 +3076,11 @@
             <w:vAlign w:val="center"/>
           </w:tcPr>
           <w:p>
-            <w:pPr>
-              <w:spacing w:after="0"/>
-              <w:ind w:left="71" w:right="85"/>
-              <w:jc w:val="both"/>
-            </w:pPr>
-            <w:r>
-              <w:t xml:space="preserve">The Device Mark in color consists of the phrase “{trademarkName}” designed interconnected angular segments in shades of red, orange, yellow, green, and blue, forming an abstract globe-like design. </w:t>
+            <w:r>
+              <w:rPr>
+                <w:rFonts w:ascii="Times New Roman" w:hAnsi="Times New Roman"/>
+              </w:rPr>
+              <w:t>{descriptionOfMark}</w:t>
             </w:r>
           </w:p>
         </w:tc>
@@ -3513,17 +3440,11 @@
             </w:tcBorders>
           </w:tcPr>
           <w:p>
-            <w:pPr>
-              <w:spacing w:after="0"/>
-              <w:ind w:left="46"/>
-              <w:jc w:val="center"/>
-            </w:pPr>
-            <w:r>
-              <w:rPr>
-                <w:rFonts w:ascii="Times New Roman" w:eastAsia="Times New Roman" w:hAnsi="Times New Roman" w:cs="Times New Roman"/>
-                <w:sz w:val="20"/>
-              </w:rPr>
-              <w:t xml:space="preserve">Not applicable </w:t>
+            <w:r>
+              <w:rPr>
+                <w:rFonts w:ascii="Times New Roman" w:hAnsi="Times New Roman"/>
+              </w:rPr>
+              <w:t>{markInOtherLanguage}</w:t>
             </w:r>
           </w:p>
         </w:tc>
@@ -3588,16 +3509,11 @@
             <w:vAlign w:val="center"/>
           </w:tcPr>
           <w:p>
-            <w:pPr>
-              <w:spacing w:after="0"/>
-              <w:ind w:left="100"/>
-            </w:pPr>
-            <w:r>
-              <w:rPr>
-                <w:rFonts w:ascii="Times New Roman" w:eastAsia="Times New Roman" w:hAnsi="Times New Roman" w:cs="Times New Roman"/>
-                <w:sz w:val="20"/>
-              </w:rPr>
-              <w:t xml:space="preserve"> </w:t>
+            <w:r>
+              <w:rPr>
+                <w:rFonts w:ascii="Times New Roman" w:hAnsi="Times New Roman"/>
+              </w:rPr>
+              <w:t>{language}</w:t>
             </w:r>
           </w:p>
         </w:tc>
@@ -3661,42 +3577,11 @@
             <w:vAlign w:val="center"/>
           </w:tcPr>
           <w:p>
-            <w:pPr>
-              <w:spacing w:after="15"/>
-              <w:ind w:left="101"/>
-            </w:pPr>
-            <w:r>
-              <w:rPr>
-                <w:rFonts w:ascii="Times New Roman" w:eastAsia="Times New Roman" w:hAnsi="Times New Roman" w:cs="Times New Roman"/>
-                <w:sz w:val="20"/>
-              </w:rPr>
-              <w:t xml:space="preserve"> </w:t>
-            </w:r>
-          </w:p>
-          <w:p>
-            <w:pPr>
-              <w:spacing w:after="15"/>
-              <w:ind w:left="101"/>
-            </w:pPr>
-            <w:r>
-              <w:rPr>
-                <w:rFonts w:ascii="Times New Roman" w:eastAsia="Times New Roman" w:hAnsi="Times New Roman" w:cs="Times New Roman"/>
-                <w:sz w:val="20"/>
-              </w:rPr>
-              <w:t xml:space="preserve"> </w:t>
-            </w:r>
-          </w:p>
-          <w:p>
-            <w:pPr>
-              <w:spacing w:after="0"/>
-              <w:ind w:left="101"/>
-            </w:pPr>
-            <w:r>
-              <w:rPr>
-                <w:rFonts w:ascii="Times New Roman" w:eastAsia="Times New Roman" w:hAnsi="Times New Roman" w:cs="Times New Roman"/>
-                <w:sz w:val="20"/>
-              </w:rPr>
-              <w:t xml:space="preserve"> </w:t>
+            <w:r>
+              <w:rPr>
+                <w:rFonts w:ascii="Times New Roman" w:hAnsi="Times New Roman"/>
+              </w:rPr>
+              <w:t>{transliteration}</w:t>
             </w:r>
           </w:p>
         </w:tc>
@@ -3764,6 +3649,7 @@
             </w:r>
             <w:r>
               <w:rPr>
+                <w:rFonts w:ascii="Times New Roman" w:hAnsi="Times New Roman"/>
                 <w:i/>
                 <w:iCs/>
               </w:rPr>
@@ -3771,6 +3657,7 @@
             </w:r>
             <w:r>
               <w:rPr>
+                <w:rFonts w:ascii="Times New Roman" w:hAnsi="Times New Roman"/>
                 <w:i/>
                 <w:iCs/>
               </w:rPr>
@@ -3855,16 +3742,11 @@
             <w:vAlign w:val="center"/>
           </w:tcPr>
           <w:p>
-            <w:pPr>
-              <w:spacing w:after="0"/>
-              <w:ind w:left="99"/>
-            </w:pPr>
-            <w:r>
-              <w:rPr>
-                <w:rFonts w:ascii="Times New Roman" w:eastAsia="Times New Roman" w:hAnsi="Times New Roman" w:cs="Times New Roman"/>
-                <w:sz w:val="20"/>
-              </w:rPr>
-              <w:t xml:space="preserve"> </w:t>
+            <w:r>
+              <w:rPr>
+                <w:rFonts w:ascii="Times New Roman" w:hAnsi="Times New Roman"/>
+              </w:rPr>
+              <w:t>{translationInEnglish}</w:t>
             </w:r>
           </w:p>
         </w:tc>
@@ -4094,61 +3976,11 @@
             <w:vAlign w:val="center"/>
           </w:tcPr>
           <w:p>
-            <w:pPr>
-              <w:spacing w:after="0"/>
-              <w:ind w:left="98"/>
-              <w:rPr>
-                <w:b/>
-                <w:bCs/>
-              </w:rPr>
-            </w:pPr>
-            <w:r>
-              <w:rPr>
-                <w:rFonts w:ascii="Times New Roman" w:eastAsia="Times New Roman" w:hAnsi="Times New Roman" w:cs="Times New Roman"/>
-                <w:b/>
-                <w:bCs/>
-                <w:sz w:val="20"/>
-              </w:rPr>
-              <w:t xml:space="preserve">Class 42 </w:t>
-            </w:r>
-          </w:p>
-          <w:p>
-            <w:pPr>
-              <w:spacing w:after="0"/>
-              <w:ind w:left="101"/>
-              <w:rPr>
-                <w:b/>
-                <w:bCs/>
-              </w:rPr>
-            </w:pPr>
-            <w:r>
-              <w:rPr>
-                <w:rFonts w:ascii="Times New Roman" w:eastAsia="Times New Roman" w:hAnsi="Times New Roman" w:cs="Times New Roman"/>
-                <w:b/>
-                <w:bCs/>
-                <w:sz w:val="20"/>
-              </w:rPr>
-              <w:t xml:space="preserve"> </w:t>
-            </w:r>
-          </w:p>
-          <w:p>
-            <w:pPr>
-              <w:spacing w:after="0"/>
-              <w:ind w:left="101" w:right="55"/>
-              <w:jc w:val="both"/>
-              <w:rPr>
-                <w:b/>
-                <w:bCs/>
-              </w:rPr>
-            </w:pPr>
-            <w:r>
-              <w:rPr>
-                <w:rFonts w:ascii="Times New Roman" w:eastAsia="Times New Roman" w:hAnsi="Times New Roman" w:cs="Times New Roman"/>
-                <w:b/>
-                <w:bCs/>
-                <w:sz w:val="20"/>
-              </w:rPr>
-              <w:t xml:space="preserve">Scientific and technological services and research and design relating thereto; industrial analysis, industrial research and industrial design services; quality control and authentication services; design and development of computer hardware and software. </w:t>
+            <w:r>
+              <w:rPr>
+                <w:rFonts w:ascii="Times New Roman" w:hAnsi="Times New Roman"/>
+              </w:rPr>
+              <w:t>{trademarkClass}</w:t>
             </w:r>
           </w:p>
         </w:tc>
@@ -4234,6 +4066,9 @@
               <w:spacing w:after="0"/>
             </w:pPr>
             <w:r>
+              <w:rPr>
+                <w:rFonts w:ascii="Times New Roman" w:hAnsi="Times New Roman"/>
+              </w:rPr>
               <w:tab/>
             </w:r>
             <w:r>
@@ -4245,6 +4080,7 @@
             </w:r>
             <w:r>
               <w:rPr>
+                <w:rFonts w:ascii="Times New Roman" w:hAnsi="Times New Roman"/>
                 <w:noProof/>
               </w:rPr>
               <w:drawing>
@@ -4673,16 +4509,11 @@
             <w:vAlign w:val="center"/>
           </w:tcPr>
           <w:p>
-            <w:pPr>
-              <w:spacing w:after="0"/>
-              <w:ind w:left="3"/>
-            </w:pPr>
-            <w:r>
-              <w:rPr>
-                <w:rFonts w:ascii="Times New Roman" w:eastAsia="Times New Roman" w:hAnsi="Times New Roman" w:cs="Times New Roman"/>
-                <w:sz w:val="20"/>
-              </w:rPr>
-              <w:t xml:space="preserve">NOT APPLICABLE </w:t>
+            <w:r>
+              <w:rPr>
+                <w:rFonts w:ascii="Times New Roman" w:hAnsi="Times New Roman"/>
+              </w:rPr>
+              <w:t>{priorityClaim}</w:t>
             </w:r>
           </w:p>
         </w:tc>
@@ -4747,16 +4578,11 @@
             <w:vAlign w:val="center"/>
           </w:tcPr>
           <w:p>
-            <w:pPr>
-              <w:spacing w:after="0"/>
-              <w:ind w:left="3"/>
-            </w:pPr>
-            <w:r>
-              <w:rPr>
-                <w:rFonts w:ascii="Times New Roman" w:eastAsia="Times New Roman" w:hAnsi="Times New Roman" w:cs="Times New Roman"/>
-                <w:sz w:val="20"/>
-              </w:rPr>
-              <w:t xml:space="preserve"> </w:t>
+            <w:r>
+              <w:rPr>
+                <w:rFonts w:ascii="Times New Roman" w:hAnsi="Times New Roman"/>
+              </w:rPr>
+              <w:t>{prioritySince}</w:t>
             </w:r>
           </w:p>
         </w:tc>
@@ -4833,16 +4659,11 @@
             </w:tcBorders>
           </w:tcPr>
           <w:p>
-            <w:pPr>
-              <w:spacing w:after="0"/>
-              <w:ind w:left="3"/>
-            </w:pPr>
-            <w:r>
-              <w:rPr>
-                <w:rFonts w:ascii="Times New Roman" w:eastAsia="Times New Roman" w:hAnsi="Times New Roman" w:cs="Times New Roman"/>
-                <w:sz w:val="20"/>
-              </w:rPr>
-              <w:t xml:space="preserve">Name of the country or organization </w:t>
+            <w:r>
+              <w:rPr>
+                <w:rFonts w:ascii="Times New Roman" w:hAnsi="Times New Roman"/>
+              </w:rPr>
+              <w:t>{conventionCountry}</w:t>
             </w:r>
           </w:p>
         </w:tc>
@@ -4907,15 +4728,11 @@
             <w:vAlign w:val="center"/>
           </w:tcPr>
           <w:p>
-            <w:pPr>
-              <w:spacing w:after="0"/>
-            </w:pPr>
-            <w:r>
-              <w:rPr>
-                <w:rFonts w:ascii="Times New Roman" w:eastAsia="Times New Roman" w:hAnsi="Times New Roman" w:cs="Times New Roman"/>
-                <w:sz w:val="20"/>
-              </w:rPr>
-              <w:t xml:space="preserve"> </w:t>
+            <w:r>
+              <w:rPr>
+                <w:rFonts w:ascii="Times New Roman" w:hAnsi="Times New Roman"/>
+              </w:rPr>
+              <w:t>{priorityAppNo}</w:t>
             </w:r>
           </w:p>
         </w:tc>
@@ -5425,185 +5242,11 @@
             <w:vAlign w:val="center"/>
           </w:tcPr>
           <w:p>
-            <w:pPr>
-              <w:spacing w:after="18"/>
-              <w:ind w:left="1"/>
-            </w:pPr>
-            <w:r>
-              <w:rPr>
-                <w:rFonts w:ascii="Times New Roman" w:eastAsia="Times New Roman" w:hAnsi="Times New Roman" w:cs="Times New Roman"/>
-                <w:sz w:val="20"/>
-              </w:rPr>
-              <w:t xml:space="preserve"> </w:t>
-            </w:r>
-          </w:p>
-          <w:p>
-            <w:pPr>
-              <w:spacing w:after="15"/>
-              <w:ind w:left="3"/>
-            </w:pPr>
-            <w:r>
-              <w:rPr>
-                <w:rFonts w:ascii="Times New Roman" w:eastAsia="Times New Roman" w:hAnsi="Times New Roman" w:cs="Times New Roman"/>
-                <w:sz w:val="20"/>
-              </w:rPr>
-              <w:t xml:space="preserve"> </w:t>
-            </w:r>
-          </w:p>
-          <w:p>
-            <w:pPr>
-              <w:spacing w:after="15"/>
-              <w:ind w:left="3"/>
-            </w:pPr>
-            <w:r>
-              <w:rPr>
-                <w:rFonts w:ascii="Times New Roman" w:eastAsia="Times New Roman" w:hAnsi="Times New Roman" w:cs="Times New Roman"/>
-                <w:sz w:val="20"/>
-              </w:rPr>
-              <w:t xml:space="preserve"> </w:t>
-            </w:r>
-          </w:p>
-          <w:p>
-            <w:pPr>
-              <w:spacing w:after="15"/>
-              <w:ind w:right="5"/>
-              <w:jc w:val="center"/>
-            </w:pPr>
-            <w:r>
-              <w:rPr>
-                <w:rFonts w:ascii="Times New Roman" w:eastAsia="Times New Roman" w:hAnsi="Times New Roman" w:cs="Times New Roman"/>
-                <w:sz w:val="20"/>
-              </w:rPr>
-              <w:t xml:space="preserve"> </w:t>
-            </w:r>
-          </w:p>
-          <w:p>
-            <w:pPr>
-              <w:spacing w:after="15"/>
-              <w:ind w:right="5"/>
-              <w:jc w:val="center"/>
-            </w:pPr>
-            <w:r>
-              <w:rPr>
-                <w:rFonts w:ascii="Times New Roman" w:eastAsia="Times New Roman" w:hAnsi="Times New Roman" w:cs="Times New Roman"/>
-                <w:sz w:val="20"/>
-              </w:rPr>
-              <w:t xml:space="preserve"> </w:t>
-            </w:r>
-          </w:p>
-          <w:p>
-            <w:pPr>
-              <w:spacing w:after="18"/>
-              <w:ind w:right="5"/>
-              <w:jc w:val="center"/>
-            </w:pPr>
-            <w:r>
-              <w:rPr>
-                <w:rFonts w:ascii="Times New Roman" w:eastAsia="Times New Roman" w:hAnsi="Times New Roman" w:cs="Times New Roman"/>
-                <w:sz w:val="20"/>
-              </w:rPr>
-              <w:t xml:space="preserve"> </w:t>
-            </w:r>
-          </w:p>
-          <w:p>
-            <w:pPr>
-              <w:spacing w:after="0"/>
-              <w:ind w:right="388"/>
-              <w:jc w:val="center"/>
-            </w:pPr>
-            <w:r>
-              <w:rPr>
-                <w:noProof/>
-              </w:rPr>
-              <mc:AlternateContent>
-                <mc:Choice Requires="wpg">
-                  <w:drawing>
-                    <wp:inline distT="0" distB="0" distL="0" distR="0">
-                      <wp:extent cx="1504188" cy="7620"/>
-                      <wp:effectExtent l="0" t="0" r="0" b="0"/>
-                      <wp:docPr id="8908" name="Group 8908"/>
-                      <wp:cNvGraphicFramePr/>
-                      <a:graphic xmlns:a="http://schemas.openxmlformats.org/drawingml/2006/main">
-                        <a:graphicData uri="http://schemas.microsoft.com/office/word/2010/wordprocessingGroup">
-                          <wpg:wgp>
-                            <wpg:cNvGrpSpPr/>
-                            <wpg:grpSpPr>
-                              <a:xfrm>
-                                <a:off x="0" y="0"/>
-                                <a:ext cx="1504188" cy="7620"/>
-                                <a:chOff x="0" y="0"/>
-                                <a:chExt cx="1504188" cy="7620"/>
-                              </a:xfrm>
-                            </wpg:grpSpPr>
-                            <wps:wsp>
-                              <wps:cNvPr id="971" name="Shape 971"/>
-                              <wps:cNvSpPr/>
-                              <wps:spPr>
-                                <a:xfrm>
-                                  <a:off x="0" y="0"/>
-                                  <a:ext cx="1504188" cy="7620"/>
-                                </a:xfrm>
-                                <a:custGeom>
-                                  <a:avLst/>
-                                  <a:gdLst/>
-                                  <a:ahLst/>
-                                  <a:cxnLst/>
-                                  <a:rect l="0" t="0" r="0" b="0"/>
-                                  <a:pathLst>
-                                    <a:path w="1504188" h="7620">
-                                      <a:moveTo>
-                                        <a:pt x="0" y="7620"/>
-                                      </a:moveTo>
-                                      <a:lnTo>
-                                        <a:pt x="1504188" y="0"/>
-                                      </a:lnTo>
-                                    </a:path>
-                                  </a:pathLst>
-                                </a:custGeom>
-                                <a:ln w="6096" cap="flat">
-                                  <a:round/>
-                                </a:ln>
-                              </wps:spPr>
-                              <wps:style>
-                                <a:lnRef idx="1">
-                                  <a:srgbClr val="000000"/>
-                                </a:lnRef>
-                                <a:fillRef idx="0">
-                                  <a:srgbClr val="000000">
-                                    <a:alpha val="0"/>
-                                  </a:srgbClr>
-                                </a:fillRef>
-                                <a:effectRef idx="0">
-                                  <a:scrgbClr r="0" g="0" b="0"/>
-                                </a:effectRef>
-                                <a:fontRef idx="none"/>
-                              </wps:style>
-                              <wps:bodyPr/>
-                            </wps:wsp>
-                          </wpg:wgp>
-                        </a:graphicData>
-                      </a:graphic>
-                    </wp:inline>
-                  </w:drawing>
-                </mc:Choice>
-                <mc:Fallback xmlns:a="http://schemas.openxmlformats.org/drawingml/2006/main">
-                  <w:pict>
-                    <v:group id="Group 8908" style="width:118.44pt;height:0.600006pt;mso-position-horizontal-relative:char;mso-position-vertical-relative:line" coordsize="15041,76">
-                      <v:shape id="Shape 971" style="position:absolute;width:15041;height:76;left:0;top:0;" coordsize="1504188,7620" path="m0,7620l1504188,0">
-                        <v:stroke weight="0.48pt" endcap="flat" joinstyle="round" on="true" color="#000000"/>
-                        <v:fill on="false" color="#000000" opacity="0"/>
-                      </v:shape>
-                    </v:group>
-                  </w:pict>
-                </mc:Fallback>
-              </mc:AlternateContent>
-            </w:r>
-            <w:r>
-              <w:rPr>
-                <w:rFonts w:ascii="Times New Roman" w:eastAsia="Times New Roman" w:hAnsi="Times New Roman" w:cs="Times New Roman"/>
-                <w:sz w:val="20"/>
-              </w:rPr>
-              <w:t xml:space="preserve"> </w:t>
+            <w:r>
+              <w:rPr>
+                <w:rFonts w:ascii="Times New Roman" w:hAnsi="Times New Roman"/>
+              </w:rPr>
+              <w:t>{%signatureImage}</w:t>
             </w:r>
           </w:p>
         </w:tc>
@@ -5677,6 +5320,9 @@
               </w:rPr>
             </w:pPr>
             <w:r>
+              <w:rPr>
+                <w:rFonts w:ascii="Times New Roman" w:hAnsi="Times New Roman"/>
+              </w:rPr>
               <w:t xml:space="preserve"> {applicantName} </w:t>
             </w:r>
           </w:p>
